--- a/deliverables/03_Database_Design_and_Data_Dictionary.docx
+++ b/deliverables/03_Database_Design_and_Data_Dictionary.docx
@@ -62,7 +62,7 @@
         <w:rPr>
           <w:b/>
         </w:rPr>
-        <w:t>VERSION 1.0 • IMPLEMENTATION BASELINE</w:t>
+        <w:t>RELEASE DOCUMENTATION • OCTOBER 2026</w:t>
       </w:r>
     </w:p>
     <w:p>
@@ -1656,6 +1656,22 @@
         <w:t>The next normalized iteration should introduce analysis_runs(id,aoi_id,model_version,parameters,created_at), satellite_scenes(id,provider,acquired_at,cloud_cover,stac_url), labels(id,feature_id,label,analyst,evidence_type,created_at), users(id,role,mfa_state) and audit_events(...). Introduce foreign keys and immutable decision history before multi-user operational use.</w:t>
       </w:r>
     </w:p>
+    <w:p>
+      <w:pPr>
+        <w:pStyle w:val="Heading2"/>
+      </w:pPr>
+      <w:r>
+        <w:t>v0.2 provenance and duplicate protection</w:t>
+      </w:r>
+    </w:p>
+    <w:p>
+      <w:pPr>
+        <w:jc w:val="both"/>
+      </w:pPr>
+      <w:r>
+        <w:t>The rscds.detections.feature_hash column stores a 64-character SHA-256 fingerprint of canonical GeoJSON geometry, source, scene_before and scene_after. A unique index, rscds_feature_hash_idx, suppresses repeat inserts. The migration is idempotent, adding the column if an older table exists. rscds.review_status remains unverified on ingestion. Updating review status applies only to unverified records, requiring independent reviewer notes. The shared Aiven database is not renamed or reset by this script.</w:t>
+      </w:r>
+    </w:p>
     <w:sectPr>
       <w:headerReference w:type="default" r:id="rId9"/>
       <w:footerReference w:type="default" r:id="rId10"/>
